--- a/apps/reports/templates_assets/MODELO-WASI.docx
+++ b/apps/reports/templates_assets/MODELO-WASI.docx
@@ -14284,7 +14284,7 @@
         <w:jc w:val="left"/>
       </w:pPr>
       <w:r>
-        <w:t>CONCLUSÃO</w:t>
+        <w:t>Conclusão</w:t>
       </w:r>
     </w:p>
     <w:p>
